--- a/content/Lectures/Semester 1/Week General/3 Tutorial/Assessment Brief 6CM521 2026-2027.docx
+++ b/content/Lectures/Semester 1/Week General/3 Tutorial/Assessment Brief 6CM521 2026-2027.docx
@@ -1751,7 +1751,16 @@
         <w:t>Deadline:</w:t>
       </w:r>
       <w:r>
-        <w:t xml:space="preserve"> Week 21</w:t>
+        <w:t xml:space="preserve"> 4</w:t>
+      </w:r>
+      <w:r>
+        <w:rPr>
+          <w:vertAlign w:val="superscript"/>
+        </w:rPr>
+        <w:t>th</w:t>
+      </w:r>
+      <w:r>
+        <w:t xml:space="preserve"> May 2027 (see Key dates and details)</w:t>
       </w:r>
     </w:p>
     <w:p>
